--- a/Collection Framework exercises.docx
+++ b/Collection Framework exercises.docx
@@ -1,6 +1,6 @@
 
 <file path=word/document.xml><?xml version="1.0" encoding="utf-8"?>
-<w:document xmlns:wpc="http://schemas.microsoft.com/office/word/2010/wordprocessingCanvas" xmlns:cx="http://schemas.microsoft.com/office/drawing/2014/chartex" xmlns:mc="http://schemas.openxmlformats.org/markup-compatibility/2006" xmlns:o="urn:schemas-microsoft-com:office:office" xmlns:r="http://schemas.openxmlformats.org/officeDocument/2006/relationships" xmlns:m="http://schemas.openxmlformats.org/officeDocument/2006/math" xmlns:v="urn:schemas-microsoft-com:vml" xmlns:wp14="http://schemas.microsoft.com/office/word/2010/wordprocessingDrawing" xmlns:wp="http://schemas.openxmlformats.org/drawingml/2006/wordprocessingDrawing" xmlns:w10="urn:schemas-microsoft-com:office:word" xmlns:w="http://schemas.openxmlformats.org/wordprocessingml/2006/main" xmlns:w14="http://schemas.microsoft.com/office/word/2010/wordml" xmlns:w15="http://schemas.microsoft.com/office/word/2012/wordml" xmlns:w16se="http://schemas.microsoft.com/office/word/2015/wordml/symex" xmlns:wpg="http://schemas.microsoft.com/office/word/2010/wordprocessingGroup" xmlns:wpi="http://schemas.microsoft.com/office/word/2010/wordprocessingInk" xmlns:wne="http://schemas.microsoft.com/office/word/2006/wordml" xmlns:wps="http://schemas.microsoft.com/office/word/2010/wordprocessingShape" mc:Ignorable="w14 w15 w16se wp14">
+<w:document xmlns:wpc="http://schemas.microsoft.com/office/word/2010/wordprocessingCanvas" xmlns:cx="http://schemas.microsoft.com/office/drawing/2014/chartex" xmlns:cx1="http://schemas.microsoft.com/office/drawing/2015/9/8/chartex" xmlns:cx2="http://schemas.microsoft.com/office/drawing/2015/10/21/chartex" xmlns:cx3="http://schemas.microsoft.com/office/drawing/2016/5/9/chartex" xmlns:cx4="http://schemas.microsoft.com/office/drawing/2016/5/10/chartex" xmlns:cx5="http://schemas.microsoft.com/office/drawing/2016/5/11/chartex" xmlns:cx6="http://schemas.microsoft.com/office/drawing/2016/5/12/chartex" xmlns:cx7="http://schemas.microsoft.com/office/drawing/2016/5/13/chartex" xmlns:cx8="http://schemas.microsoft.com/office/drawing/2016/5/14/chartex" xmlns:mc="http://schemas.openxmlformats.org/markup-compatibility/2006" xmlns:aink="http://schemas.microsoft.com/office/drawing/2016/ink" xmlns:am3d="http://schemas.microsoft.com/office/drawing/2017/model3d" xmlns:o="urn:schemas-microsoft-com:office:office" xmlns:oel="http://schemas.microsoft.com/office/2019/extlst" xmlns:r="http://schemas.openxmlformats.org/officeDocument/2006/relationships" xmlns:m="http://schemas.openxmlformats.org/officeDocument/2006/math" xmlns:v="urn:schemas-microsoft-com:vml" xmlns:wp14="http://schemas.microsoft.com/office/word/2010/wordprocessingDrawing" xmlns:wp="http://schemas.openxmlformats.org/drawingml/2006/wordprocessingDrawing" xmlns:w10="urn:schemas-microsoft-com:office:word" xmlns:w="http://schemas.openxmlformats.org/wordprocessingml/2006/main" xmlns:w14="http://schemas.microsoft.com/office/word/2010/wordml" xmlns:w15="http://schemas.microsoft.com/office/word/2012/wordml" xmlns:w16cex="http://schemas.microsoft.com/office/word/2018/wordml/cex" xmlns:w16cid="http://schemas.microsoft.com/office/word/2016/wordml/cid" xmlns:w16="http://schemas.microsoft.com/office/word/2018/wordml" xmlns:w16du="http://schemas.microsoft.com/office/word/2023/wordml/word16du" xmlns:w16sdtdh="http://schemas.microsoft.com/office/word/2020/wordml/sdtdatahash" xmlns:w16sdtfl="http://schemas.microsoft.com/office/word/2024/wordml/sdtformatlock" xmlns:w16se="http://schemas.microsoft.com/office/word/2015/wordml/symex" xmlns:wpg="http://schemas.microsoft.com/office/word/2010/wordprocessingGroup" xmlns:wpi="http://schemas.microsoft.com/office/word/2010/wordprocessingInk" xmlns:wne="http://schemas.microsoft.com/office/word/2006/wordml" xmlns:wps="http://schemas.microsoft.com/office/word/2010/wordprocessingShape" mc:Ignorable="w14 w15 w16se w16cid w16 w16cex w16sdtdh w16sdtfl w16du wp14">
   <w:body>
     <w:p>
       <w:pPr>
@@ -242,23 +242,13 @@
                 <w:szCs w:val="20"/>
               </w:rPr>
             </w:pPr>
-            <w:proofErr w:type="spellStart"/>
-            <w:r>
-              <w:rPr>
-                <w:rFonts w:ascii="Arial" w:hAnsi="Arial" w:cs="Arial"/>
-                <w:sz w:val="20"/>
-                <w:szCs w:val="20"/>
-              </w:rPr>
-              <w:t>HashMap</w:t>
-            </w:r>
-            <w:proofErr w:type="spellEnd"/>
-            <w:r>
-              <w:rPr>
-                <w:rFonts w:ascii="Arial" w:hAnsi="Arial" w:cs="Arial"/>
-                <w:sz w:val="20"/>
-                <w:szCs w:val="20"/>
-              </w:rPr>
-              <w:t xml:space="preserve"> </w:t>
+            <w:r>
+              <w:rPr>
+                <w:rFonts w:ascii="Arial" w:hAnsi="Arial" w:cs="Arial"/>
+                <w:sz w:val="20"/>
+                <w:szCs w:val="20"/>
+              </w:rPr>
+              <w:t xml:space="preserve">HashMap </w:t>
             </w:r>
             <w:r>
               <w:rPr>
@@ -538,8 +528,10 @@
         </w:tabs>
         <w:rPr>
           <w:rFonts w:ascii="Arial" w:hAnsi="Arial" w:cs="Arial"/>
-          <w:sz w:val="20"/>
-          <w:szCs w:val="20"/>
+          <w:b/>
+          <w:sz w:val="20"/>
+          <w:szCs w:val="20"/>
+          <w:highlight w:val="yellow"/>
         </w:rPr>
       </w:pPr>
       <w:r>
@@ -559,20 +551,6 @@
         </w:rPr>
         <w:t xml:space="preserve"> Create a method that accepts a character array and count the number of times each character is present in the array.</w:t>
       </w:r>
-    </w:p>
-    <w:p>
-      <w:pPr>
-        <w:tabs>
-          <w:tab w:val="left" w:pos="2478"/>
-        </w:tabs>
-        <w:rPr>
-          <w:rFonts w:ascii="Arial" w:hAnsi="Arial" w:cs="Arial"/>
-          <w:b/>
-          <w:sz w:val="20"/>
-          <w:szCs w:val="20"/>
-          <w:highlight w:val="yellow"/>
-        </w:rPr>
-      </w:pPr>
     </w:p>
     <w:p>
       <w:pPr>
@@ -894,21 +872,6 @@
         <w:spacing w:line="360" w:lineRule="auto"/>
         <w:rPr>
           <w:rFonts w:ascii="Arial" w:hAnsi="Arial" w:cs="Arial"/>
-          <w:b/>
-          <w:sz w:val="20"/>
-          <w:szCs w:val="20"/>
-        </w:rPr>
-      </w:pPr>
-    </w:p>
-    <w:p>
-      <w:pPr>
-        <w:tabs>
-          <w:tab w:val="left" w:pos="2913"/>
-          <w:tab w:val="left" w:pos="7103"/>
-        </w:tabs>
-        <w:spacing w:line="360" w:lineRule="auto"/>
-        <w:rPr>
-          <w:rFonts w:ascii="Arial" w:hAnsi="Arial" w:cs="Arial"/>
           <w:sz w:val="20"/>
           <w:szCs w:val="20"/>
         </w:rPr>
@@ -1113,23 +1076,13 @@
                 <w:szCs w:val="20"/>
               </w:rPr>
             </w:pPr>
-            <w:proofErr w:type="spellStart"/>
-            <w:r>
-              <w:rPr>
-                <w:rFonts w:ascii="Arial" w:hAnsi="Arial" w:cs="Arial"/>
-                <w:sz w:val="20"/>
-                <w:szCs w:val="20"/>
-              </w:rPr>
-              <w:t>int</w:t>
-            </w:r>
-            <w:proofErr w:type="spellEnd"/>
-            <w:r>
-              <w:rPr>
-                <w:rFonts w:ascii="Arial" w:hAnsi="Arial" w:cs="Arial"/>
-                <w:sz w:val="20"/>
-                <w:szCs w:val="20"/>
-              </w:rPr>
-              <w:t>[]</w:t>
+            <w:r>
+              <w:rPr>
+                <w:rFonts w:ascii="Arial" w:hAnsi="Arial" w:cs="Arial"/>
+                <w:sz w:val="20"/>
+                <w:szCs w:val="20"/>
+              </w:rPr>
+              <w:t>int[]</w:t>
             </w:r>
           </w:p>
         </w:tc>
@@ -1357,13 +1310,23 @@
           <w:szCs w:val="20"/>
         </w:rPr>
       </w:pPr>
+      <w:proofErr w:type="gramStart"/>
       <w:r>
         <w:rPr>
           <w:rFonts w:ascii="Arial" w:hAnsi="Arial" w:cs="Arial"/>
           <w:sz w:val="20"/>
           <w:szCs w:val="20"/>
         </w:rPr>
-        <w:t>If(Marks&gt;=90</w:t>
+        <w:t>If(</w:t>
+      </w:r>
+      <w:proofErr w:type="gramEnd"/>
+      <w:r>
+        <w:rPr>
+          <w:rFonts w:ascii="Arial" w:hAnsi="Arial" w:cs="Arial"/>
+          <w:sz w:val="20"/>
+          <w:szCs w:val="20"/>
+        </w:rPr>
+        <w:t>Marks&gt;=90</w:t>
       </w:r>
       <w:proofErr w:type="gramStart"/>
       <w:r>
@@ -1412,7 +1375,25 @@
           <w:sz w:val="20"/>
           <w:szCs w:val="20"/>
         </w:rPr>
-        <w:t xml:space="preserve">Marks between 80 and 90) : Silver </w:t>
+        <w:t>Marks between 80 and 90</w:t>
+      </w:r>
+      <w:proofErr w:type="gramStart"/>
+      <w:r>
+        <w:rPr>
+          <w:rFonts w:ascii="Arial" w:hAnsi="Arial" w:cs="Arial"/>
+          <w:sz w:val="20"/>
+          <w:szCs w:val="20"/>
+        </w:rPr>
+        <w:t>) :</w:t>
+      </w:r>
+      <w:proofErr w:type="gramEnd"/>
+      <w:r>
+        <w:rPr>
+          <w:rFonts w:ascii="Arial" w:hAnsi="Arial" w:cs="Arial"/>
+          <w:sz w:val="20"/>
+          <w:szCs w:val="20"/>
+        </w:rPr>
+        <w:t xml:space="preserve"> Silver </w:t>
       </w:r>
     </w:p>
     <w:p>
@@ -1443,7 +1424,25 @@
           <w:sz w:val="20"/>
           <w:szCs w:val="20"/>
         </w:rPr>
-        <w:t xml:space="preserve">Marks between 70 and 80) : Bronze </w:t>
+        <w:t>Marks between 70 and 80</w:t>
+      </w:r>
+      <w:proofErr w:type="gramStart"/>
+      <w:r>
+        <w:rPr>
+          <w:rFonts w:ascii="Arial" w:hAnsi="Arial" w:cs="Arial"/>
+          <w:sz w:val="20"/>
+          <w:szCs w:val="20"/>
+        </w:rPr>
+        <w:t>) :</w:t>
+      </w:r>
+      <w:proofErr w:type="gramEnd"/>
+      <w:r>
+        <w:rPr>
+          <w:rFonts w:ascii="Arial" w:hAnsi="Arial" w:cs="Arial"/>
+          <w:sz w:val="20"/>
+          <w:szCs w:val="20"/>
+        </w:rPr>
+        <w:t xml:space="preserve"> Bronze </w:t>
       </w:r>
     </w:p>
     <w:p>
@@ -1576,17 +1575,7 @@
           <w:sz w:val="20"/>
           <w:szCs w:val="20"/>
         </w:rPr>
-        <w:t xml:space="preserve"> contains the stu</w:t>
-      </w:r>
-      <w:bookmarkStart w:id="0" w:name="_GoBack"/>
-      <w:bookmarkEnd w:id="0"/>
-      <w:r>
-        <w:rPr>
-          <w:rFonts w:ascii="Arial" w:hAnsi="Arial" w:cs="Arial"/>
-          <w:sz w:val="20"/>
-          <w:szCs w:val="20"/>
-        </w:rPr>
-        <w:t xml:space="preserve">dent registration number as key and mark as value. </w:t>
+        <w:t xml:space="preserve"> contains the student registration number as key and mark as value. </w:t>
       </w:r>
     </w:p>
     <w:p>
@@ -1791,7 +1780,6 @@
                 <w:sz w:val="20"/>
                 <w:szCs w:val="20"/>
               </w:rPr>
-              <w:lastRenderedPageBreak/>
               <w:t xml:space="preserve">Argument </w:t>
             </w:r>
           </w:p>
@@ -1922,6 +1910,7 @@
                 <w:sz w:val="20"/>
                 <w:szCs w:val="20"/>
               </w:rPr>
+              <w:lastRenderedPageBreak/>
               <w:t xml:space="preserve">Logic </w:t>
             </w:r>
           </w:p>
@@ -2241,23 +2230,13 @@
                 <w:szCs w:val="20"/>
               </w:rPr>
             </w:pPr>
-            <w:proofErr w:type="spellStart"/>
-            <w:r>
-              <w:rPr>
-                <w:rFonts w:ascii="Arial" w:hAnsi="Arial" w:cs="Arial"/>
-                <w:sz w:val="20"/>
-                <w:szCs w:val="20"/>
-              </w:rPr>
-              <w:t>int</w:t>
-            </w:r>
-            <w:proofErr w:type="spellEnd"/>
-            <w:r>
-              <w:rPr>
-                <w:rFonts w:ascii="Arial" w:hAnsi="Arial" w:cs="Arial"/>
-                <w:sz w:val="20"/>
-                <w:szCs w:val="20"/>
-              </w:rPr>
-              <w:t xml:space="preserve">[] </w:t>
+            <w:r>
+              <w:rPr>
+                <w:rFonts w:ascii="Arial" w:hAnsi="Arial" w:cs="Arial"/>
+                <w:sz w:val="20"/>
+                <w:szCs w:val="20"/>
+              </w:rPr>
+              <w:t xml:space="preserve">int[] </w:t>
             </w:r>
           </w:p>
         </w:tc>
@@ -2323,23 +2302,13 @@
                 <w:szCs w:val="20"/>
               </w:rPr>
             </w:pPr>
-            <w:proofErr w:type="spellStart"/>
-            <w:r>
-              <w:rPr>
-                <w:rFonts w:ascii="Arial" w:hAnsi="Arial" w:cs="Arial"/>
-                <w:sz w:val="20"/>
-                <w:szCs w:val="20"/>
-              </w:rPr>
-              <w:t>int</w:t>
-            </w:r>
-            <w:proofErr w:type="spellEnd"/>
-            <w:r>
-              <w:rPr>
-                <w:rFonts w:ascii="Arial" w:hAnsi="Arial" w:cs="Arial"/>
-                <w:sz w:val="20"/>
-                <w:szCs w:val="20"/>
-              </w:rPr>
-              <w:t xml:space="preserve"> </w:t>
+            <w:r>
+              <w:rPr>
+                <w:rFonts w:ascii="Arial" w:hAnsi="Arial" w:cs="Arial"/>
+                <w:sz w:val="20"/>
+                <w:szCs w:val="20"/>
+              </w:rPr>
+              <w:t xml:space="preserve">int </w:t>
             </w:r>
           </w:p>
         </w:tc>
@@ -3047,23 +3016,13 @@
                 <w:szCs w:val="20"/>
               </w:rPr>
             </w:pPr>
-            <w:proofErr w:type="spellStart"/>
-            <w:r>
-              <w:rPr>
-                <w:rFonts w:ascii="Arial" w:hAnsi="Arial" w:cs="Arial"/>
-                <w:sz w:val="20"/>
-                <w:szCs w:val="20"/>
-              </w:rPr>
-              <w:t>int</w:t>
-            </w:r>
-            <w:proofErr w:type="spellEnd"/>
-            <w:r>
-              <w:rPr>
-                <w:rFonts w:ascii="Arial" w:hAnsi="Arial" w:cs="Arial"/>
-                <w:sz w:val="20"/>
-                <w:szCs w:val="20"/>
-              </w:rPr>
-              <w:t xml:space="preserve"> [] </w:t>
+            <w:r>
+              <w:rPr>
+                <w:rFonts w:ascii="Arial" w:hAnsi="Arial" w:cs="Arial"/>
+                <w:sz w:val="20"/>
+                <w:szCs w:val="20"/>
+              </w:rPr>
+              <w:t xml:space="preserve">int [] </w:t>
             </w:r>
           </w:p>
         </w:tc>
@@ -3112,23 +3071,13 @@
                 <w:szCs w:val="20"/>
               </w:rPr>
             </w:pPr>
-            <w:proofErr w:type="spellStart"/>
-            <w:r>
-              <w:rPr>
-                <w:rFonts w:ascii="Arial" w:hAnsi="Arial" w:cs="Arial"/>
-                <w:sz w:val="20"/>
-                <w:szCs w:val="20"/>
-              </w:rPr>
-              <w:t>int</w:t>
-            </w:r>
-            <w:proofErr w:type="spellEnd"/>
-            <w:r>
-              <w:rPr>
-                <w:rFonts w:ascii="Arial" w:hAnsi="Arial" w:cs="Arial"/>
-                <w:sz w:val="20"/>
-                <w:szCs w:val="20"/>
-              </w:rPr>
-              <w:t xml:space="preserve"> </w:t>
+            <w:r>
+              <w:rPr>
+                <w:rFonts w:ascii="Arial" w:hAnsi="Arial" w:cs="Arial"/>
+                <w:sz w:val="20"/>
+                <w:szCs w:val="20"/>
+              </w:rPr>
+              <w:t xml:space="preserve">int </w:t>
             </w:r>
           </w:p>
         </w:tc>
@@ -3298,7 +3247,7 @@
 </file>
 
 <file path=word/styles.xml><?xml version="1.0" encoding="utf-8"?>
-<w:styles xmlns:mc="http://schemas.openxmlformats.org/markup-compatibility/2006" xmlns:r="http://schemas.openxmlformats.org/officeDocument/2006/relationships" xmlns:w="http://schemas.openxmlformats.org/wordprocessingml/2006/main" xmlns:w14="http://schemas.microsoft.com/office/word/2010/wordml" xmlns:w15="http://schemas.microsoft.com/office/word/2012/wordml" xmlns:w16se="http://schemas.microsoft.com/office/word/2015/wordml/symex" mc:Ignorable="w14 w15 w16se">
+<w:styles xmlns:mc="http://schemas.openxmlformats.org/markup-compatibility/2006" xmlns:r="http://schemas.openxmlformats.org/officeDocument/2006/relationships" xmlns:w="http://schemas.openxmlformats.org/wordprocessingml/2006/main" xmlns:w14="http://schemas.microsoft.com/office/word/2010/wordml" xmlns:w15="http://schemas.microsoft.com/office/word/2012/wordml" xmlns:w16cex="http://schemas.microsoft.com/office/word/2018/wordml/cex" xmlns:w16cid="http://schemas.microsoft.com/office/word/2016/wordml/cid" xmlns:w16="http://schemas.microsoft.com/office/word/2018/wordml" xmlns:w16du="http://schemas.microsoft.com/office/word/2023/wordml/word16du" xmlns:w16sdtdh="http://schemas.microsoft.com/office/word/2020/wordml/sdtdatahash" xmlns:w16sdtfl="http://schemas.microsoft.com/office/word/2024/wordml/sdtformatlock" xmlns:w16se="http://schemas.microsoft.com/office/word/2015/wordml/symex" mc:Ignorable="w14 w15 w16se w16cid w16 w16cex w16sdtdh w16sdtfl w16du">
   <w:docDefaults>
     <w:rPrDefault>
       <w:rPr>
@@ -3314,7 +3263,7 @@
       </w:pPr>
     </w:pPrDefault>
   </w:docDefaults>
-  <w:latentStyles w:defLockedState="0" w:defUIPriority="99" w:defSemiHidden="0" w:defUnhideWhenUsed="0" w:defQFormat="0" w:count="371">
+  <w:latentStyles w:defLockedState="0" w:defUIPriority="99" w:defSemiHidden="0" w:defUnhideWhenUsed="0" w:defQFormat="0" w:count="376">
     <w:lsdException w:name="Normal" w:uiPriority="0" w:qFormat="1"/>
     <w:lsdException w:name="heading 1" w:uiPriority="9" w:qFormat="1"/>
     <w:lsdException w:name="heading 2" w:semiHidden="1" w:uiPriority="9" w:unhideWhenUsed="1" w:qFormat="1"/>
@@ -3686,6 +3635,11 @@
     <w:lsdException w:name="List Table 5 Dark Accent 6" w:uiPriority="50"/>
     <w:lsdException w:name="List Table 6 Colorful Accent 6" w:uiPriority="51"/>
     <w:lsdException w:name="List Table 7 Colorful Accent 6" w:uiPriority="52"/>
+    <w:lsdException w:name="Mention" w:semiHidden="1" w:unhideWhenUsed="1"/>
+    <w:lsdException w:name="Smart Hyperlink" w:semiHidden="1" w:unhideWhenUsed="1"/>
+    <w:lsdException w:name="Hashtag" w:semiHidden="1" w:unhideWhenUsed="1"/>
+    <w:lsdException w:name="Unresolved Mention" w:semiHidden="1" w:unhideWhenUsed="1"/>
+    <w:lsdException w:name="Smart Link" w:semiHidden="1" w:unhideWhenUsed="1"/>
   </w:latentStyles>
   <w:style w:type="paragraph" w:default="1" w:styleId="Normal">
     <w:name w:val="Normal"/>
